--- a/media/R4444/form_template/dg/测评对象.docx
+++ b/media/R4444/form_template/dg/测评对象.docx
@@ -1,6 +1,6 @@
 
 <file path=word/document.xml><?xml version="1.0" encoding="utf-8"?>
-<w:document xmlns:wpc="http://schemas.microsoft.com/office/word/2010/wordprocessingCanvas" xmlns:cx="http://schemas.microsoft.com/office/drawing/2014/chartex" xmlns:cx1="http://schemas.microsoft.com/office/drawing/2015/9/8/chartex" xmlns:cx2="http://schemas.microsoft.com/office/drawing/2015/10/21/chartex" xmlns:cx3="http://schemas.microsoft.com/office/drawing/2016/5/9/chartex" xmlns:cx4="http://schemas.microsoft.com/office/drawing/2016/5/10/chartex" xmlns:cx5="http://schemas.microsoft.com/office/drawing/2016/5/11/chartex" xmlns:cx6="http://schemas.microsoft.com/office/drawing/2016/5/12/chartex" xmlns:cx7="http://schemas.microsoft.com/office/drawing/2016/5/13/chartex" xmlns:cx8="http://schemas.microsoft.com/office/drawing/2016/5/14/chartex" xmlns:mc="http://schemas.openxmlformats.org/markup-compatibility/2006" xmlns:aink="http://schemas.microsoft.com/office/drawing/2016/ink" xmlns:am3d="http://schemas.microsoft.com/office/drawing/2017/model3d" xmlns:o="urn:schemas-microsoft-com:office:office" xmlns:oel="http://schemas.microsoft.com/office/2019/extlst" xmlns:r="http://schemas.openxmlformats.org/officeDocument/2006/relationships" xmlns:m="http://schemas.openxmlformats.org/officeDocument/2006/math" xmlns:v="urn:schemas-microsoft-com:vml" xmlns:wp14="http://schemas.microsoft.com/office/word/2010/wordprocessingDrawing" xmlns:wp="http://schemas.openxmlformats.org/drawingml/2006/wordprocessingDrawing" xmlns:w10="urn:schemas-microsoft-com:office:word" xmlns:w="http://schemas.openxmlformats.org/wordprocessingml/2006/main" xmlns:w14="http://schemas.microsoft.com/office/word/2010/wordml" xmlns:w15="http://schemas.microsoft.com/office/word/2012/wordml" xmlns:w16cex="http://schemas.microsoft.com/office/word/2018/wordml/cex" xmlns:w16cid="http://schemas.microsoft.com/office/word/2016/wordml/cid" xmlns:w16="http://schemas.microsoft.com/office/word/2018/wordml" xmlns:w16sdtdh="http://schemas.microsoft.com/office/word/2020/wordml/sdtdatahash" xmlns:w16se="http://schemas.microsoft.com/office/word/2015/wordml/symex" xmlns:wpg="http://schemas.microsoft.com/office/word/2010/wordprocessingGroup" xmlns:wpi="http://schemas.microsoft.com/office/word/2010/wordprocessingInk" xmlns:wne="http://schemas.microsoft.com/office/word/2006/wordml" xmlns:wps="http://schemas.microsoft.com/office/word/2010/wordprocessingShape" mc:Ignorable="w14 w15 w16se w16cid w16 w16cex w16sdtdh wp14">
+<w:document xmlns:wpc="http://schemas.microsoft.com/office/word/2010/wordprocessingCanvas" xmlns:cx="http://schemas.microsoft.com/office/drawing/2014/chartex" xmlns:cx1="http://schemas.microsoft.com/office/drawing/2015/9/8/chartex" xmlns:cx2="http://schemas.microsoft.com/office/drawing/2015/10/21/chartex" xmlns:cx3="http://schemas.microsoft.com/office/drawing/2016/5/9/chartex" xmlns:cx4="http://schemas.microsoft.com/office/drawing/2016/5/10/chartex" xmlns:cx5="http://schemas.microsoft.com/office/drawing/2016/5/11/chartex" xmlns:cx6="http://schemas.microsoft.com/office/drawing/2016/5/12/chartex" xmlns:cx7="http://schemas.microsoft.com/office/drawing/2016/5/13/chartex" xmlns:cx8="http://schemas.microsoft.com/office/drawing/2016/5/14/chartex" xmlns:mc="http://schemas.openxmlformats.org/markup-compatibility/2006" xmlns:aink="http://schemas.microsoft.com/office/drawing/2016/ink" xmlns:am3d="http://schemas.microsoft.com/office/drawing/2017/model3d" xmlns:o="urn:schemas-microsoft-com:office:office" xmlns:oel="http://schemas.microsoft.com/office/2019/extlst" xmlns:r="http://schemas.openxmlformats.org/officeDocument/2006/relationships" xmlns:m="http://schemas.openxmlformats.org/officeDocument/2006/math" xmlns:v="urn:schemas-microsoft-com:vml" xmlns:wp14="http://schemas.microsoft.com/office/word/2010/wordprocessingDrawing" xmlns:wp="http://schemas.openxmlformats.org/drawingml/2006/wordprocessingDrawing" xmlns:w10="urn:schemas-microsoft-com:office:word" xmlns:w="http://schemas.openxmlformats.org/wordprocessingml/2006/main" xmlns:w14="http://schemas.microsoft.com/office/word/2010/wordml" xmlns:w15="http://schemas.microsoft.com/office/word/2012/wordml" xmlns:w16cex="http://schemas.microsoft.com/office/word/2018/wordml/cex" xmlns:w16cid="http://schemas.microsoft.com/office/word/2016/wordml/cid" xmlns:w16="http://schemas.microsoft.com/office/word/2018/wordml" xmlns:w16du="http://schemas.microsoft.com/office/word/2023/wordml/word16du" xmlns:w16sdtdh="http://schemas.microsoft.com/office/word/2020/wordml/sdtdatahash" xmlns:w16se="http://schemas.microsoft.com/office/word/2015/wordml/symex" xmlns:wpg="http://schemas.microsoft.com/office/word/2010/wordprocessingGroup" xmlns:wpi="http://schemas.microsoft.com/office/word/2010/wordprocessingInk" xmlns:wne="http://schemas.microsoft.com/office/word/2006/wordml" xmlns:wps="http://schemas.microsoft.com/office/word/2010/wordprocessingShape" mc:Ignorable="w14 w15 w16se w16cid w16 w16cex w16sdtdh w16du wp14">
   <w:body>
     <w:p>
       <w:pPr>
@@ -91,6 +91,805 @@
           <w:szCs w:val="24"/>
         </w:rPr>
         <w:t>{{%p endif %}}</w:t>
+      </w:r>
+    </w:p>
+    <w:p>
+      <w:pPr>
+        <w:pStyle w:val="aff2"/>
+        <w:ind w:firstLineChars="0" w:firstLine="0"/>
+        <w:rPr>
+          <w:szCs w:val="24"/>
+        </w:rPr>
+      </w:pPr>
+      <w:r>
+        <w:rPr>
+          <w:rFonts w:hint="eastAsia"/>
+          <w:szCs w:val="24"/>
+        </w:rPr>
+        <w:t>{%p if replace %}</w:t>
+      </w:r>
+    </w:p>
+    <w:p>
+      <w:pPr>
+        <w:pStyle w:val="aff2"/>
+        <w:ind w:firstLineChars="0" w:firstLine="0"/>
+        <w:rPr>
+          <w:szCs w:val="24"/>
+        </w:rPr>
+      </w:pPr>
+      <w:r>
+        <w:rPr>
+          <w:rFonts w:hint="eastAsia"/>
+          <w:szCs w:val="24"/>
+        </w:rPr>
+        <w:t xml:space="preserve">{%p for line in </w:t>
+      </w:r>
+      <w:r>
+        <w:rPr>
+          <w:szCs w:val="24"/>
+        </w:rPr>
+        <w:t>user_content</w:t>
+      </w:r>
+      <w:r>
+        <w:rPr>
+          <w:rFonts w:hint="eastAsia"/>
+          <w:szCs w:val="24"/>
+        </w:rPr>
+        <w:t xml:space="preserve"> %}</w:t>
+      </w:r>
+    </w:p>
+    <w:p>
+      <w:pPr>
+        <w:pStyle w:val="aff2"/>
+        <w:ind w:firstLineChars="0" w:firstLine="0"/>
+        <w:rPr>
+          <w:szCs w:val="24"/>
+        </w:rPr>
+      </w:pPr>
+      <w:r>
+        <w:rPr>
+          <w:rFonts w:hint="eastAsia"/>
+          <w:szCs w:val="24"/>
+        </w:rPr>
+        <w:t>{%</w:t>
+      </w:r>
+      <w:r>
+        <w:rPr>
+          <w:rFonts w:hint="eastAsia"/>
+          <w:szCs w:val="24"/>
+        </w:rPr>
+        <w:t>p</w:t>
+      </w:r>
+      <w:r>
+        <w:rPr>
+          <w:rFonts w:hint="eastAsia"/>
+          <w:szCs w:val="24"/>
+        </w:rPr>
+        <w:t xml:space="preserve"> if line.isCenter == True %}</w:t>
+      </w:r>
+    </w:p>
+    <w:p>
+      <w:pPr>
+        <w:rPr>
+          <w:sz w:val="24"/>
+          <w:szCs w:val="24"/>
+        </w:rPr>
+      </w:pPr>
+      <w:r>
+        <w:rPr>
+          <w:rFonts w:hint="eastAsia"/>
+          <w:sz w:val="24"/>
+          <w:szCs w:val="24"/>
+        </w:rPr>
+        <w:t>{%</w:t>
+      </w:r>
+      <w:r>
+        <w:rPr>
+          <w:rFonts w:hint="eastAsia"/>
+          <w:sz w:val="24"/>
+          <w:szCs w:val="24"/>
+        </w:rPr>
+        <w:t>p</w:t>
+      </w:r>
+      <w:r>
+        <w:rPr>
+          <w:rFonts w:hint="eastAsia"/>
+          <w:sz w:val="24"/>
+          <w:szCs w:val="24"/>
+        </w:rPr>
+        <w:t xml:space="preserve"> if </w:t>
+      </w:r>
+      <w:r>
+        <w:rPr>
+          <w:rFonts w:hint="eastAsia"/>
+          <w:sz w:val="24"/>
+          <w:szCs w:val="24"/>
+        </w:rPr>
+        <w:t>line</w:t>
+      </w:r>
+      <w:r>
+        <w:rPr>
+          <w:rFonts w:hint="eastAsia"/>
+          <w:sz w:val="24"/>
+          <w:szCs w:val="24"/>
+        </w:rPr>
+        <w:t>.isTable %}</w:t>
+      </w:r>
+    </w:p>
+    <w:tbl>
+      <w:tblPr>
+        <w:tblW w:w="5000" w:type="pct"/>
+        <w:tblBorders>
+          <w:top w:val="single" w:sz="12" w:space="0" w:color="auto"/>
+          <w:left w:val="single" w:sz="12" w:space="0" w:color="auto"/>
+          <w:bottom w:val="single" w:sz="12" w:space="0" w:color="auto"/>
+          <w:right w:val="single" w:sz="12" w:space="0" w:color="auto"/>
+          <w:insideH w:val="single" w:sz="6" w:space="0" w:color="auto"/>
+          <w:insideV w:val="single" w:sz="6" w:space="0" w:color="auto"/>
+        </w:tblBorders>
+        <w:tblLook w:val="01E0" w:firstRow="1" w:lastRow="1" w:firstColumn="1" w:lastColumn="1" w:noHBand="0" w:noVBand="0"/>
+      </w:tblPr>
+      <w:tblGrid>
+        <w:gridCol w:w="3900"/>
+        <w:gridCol w:w="1839"/>
+        <w:gridCol w:w="3301"/>
+      </w:tblGrid>
+      <w:tr>
+        <w:trPr>
+          <w:trHeight w:val="584"/>
+          <w:tblHeader/>
+        </w:trPr>
+        <w:tc>
+          <w:tcPr>
+            <w:tcW w:w="5000" w:type="pct"/>
+            <w:gridSpan w:val="3"/>
+            <w:shd w:val="clear" w:color="auto" w:fill="auto"/>
+            <w:vAlign w:val="center"/>
+          </w:tcPr>
+          <w:p>
+            <w:pPr>
+              <w:rPr>
+                <w:rFonts w:eastAsia="黑体"/>
+                <w:szCs w:val="21"/>
+              </w:rPr>
+            </w:pPr>
+            <w:r>
+              <w:rPr>
+                <w:rFonts w:eastAsia="黑体" w:hint="eastAsia"/>
+                <w:szCs w:val="21"/>
+              </w:rPr>
+              <w:t xml:space="preserve">{%tr for li in </w:t>
+            </w:r>
+            <w:r>
+              <w:rPr>
+                <w:rFonts w:hint="eastAsia"/>
+                <w:szCs w:val="21"/>
+              </w:rPr>
+              <w:t>line</w:t>
+            </w:r>
+            <w:r>
+              <w:rPr>
+                <w:rFonts w:hint="eastAsia"/>
+                <w:szCs w:val="21"/>
+              </w:rPr>
+              <w:t>.data</w:t>
+            </w:r>
+            <w:r>
+              <w:rPr>
+                <w:rFonts w:eastAsia="黑体" w:hint="eastAsia"/>
+                <w:szCs w:val="21"/>
+              </w:rPr>
+              <w:t xml:space="preserve"> %}</w:t>
+            </w:r>
+          </w:p>
+        </w:tc>
+      </w:tr>
+      <w:tr>
+        <w:trPr>
+          <w:trHeight w:val="454"/>
+        </w:trPr>
+        <w:tc>
+          <w:tcPr>
+            <w:tcW w:w="2157" w:type="pct"/>
+            <w:shd w:val="clear" w:color="auto" w:fill="auto"/>
+            <w:vAlign w:val="center"/>
+          </w:tcPr>
+          <w:p>
+            <w:pPr>
+              <w:rPr>
+                <w:szCs w:val="21"/>
+              </w:rPr>
+            </w:pPr>
+            <w:r>
+              <w:rPr>
+                <w:rFonts w:hint="eastAsia"/>
+                <w:szCs w:val="21"/>
+              </w:rPr>
+              <w:t>{%tc for ci in li %}</w:t>
+            </w:r>
+          </w:p>
+        </w:tc>
+        <w:tc>
+          <w:tcPr>
+            <w:tcW w:w="1017" w:type="pct"/>
+            <w:shd w:val="clear" w:color="auto" w:fill="auto"/>
+            <w:vAlign w:val="center"/>
+          </w:tcPr>
+          <w:p>
+            <w:pPr>
+              <w:rPr>
+                <w:szCs w:val="21"/>
+              </w:rPr>
+            </w:pPr>
+            <w:r>
+              <w:rPr>
+                <w:rFonts w:hint="eastAsia"/>
+                <w:szCs w:val="21"/>
+              </w:rPr>
+              <w:t>{{ ci }}</w:t>
+            </w:r>
+          </w:p>
+        </w:tc>
+        <w:tc>
+          <w:tcPr>
+            <w:tcW w:w="1826" w:type="pct"/>
+            <w:shd w:val="clear" w:color="auto" w:fill="auto"/>
+            <w:vAlign w:val="center"/>
+          </w:tcPr>
+          <w:p>
+            <w:pPr>
+              <w:jc w:val="left"/>
+              <w:rPr>
+                <w:szCs w:val="21"/>
+              </w:rPr>
+            </w:pPr>
+            <w:r>
+              <w:rPr>
+                <w:rFonts w:hint="eastAsia"/>
+                <w:szCs w:val="21"/>
+              </w:rPr>
+              <w:t>{%tc endfor %}</w:t>
+            </w:r>
+          </w:p>
+        </w:tc>
+      </w:tr>
+      <w:tr>
+        <w:trPr>
+          <w:trHeight w:val="454"/>
+        </w:trPr>
+        <w:tc>
+          <w:tcPr>
+            <w:tcW w:w="5000" w:type="pct"/>
+            <w:gridSpan w:val="3"/>
+            <w:shd w:val="clear" w:color="auto" w:fill="auto"/>
+            <w:vAlign w:val="center"/>
+          </w:tcPr>
+          <w:p>
+            <w:pPr>
+              <w:jc w:val="left"/>
+              <w:rPr>
+                <w:szCs w:val="21"/>
+              </w:rPr>
+            </w:pPr>
+            <w:r>
+              <w:rPr>
+                <w:rFonts w:hint="eastAsia"/>
+                <w:szCs w:val="21"/>
+              </w:rPr>
+              <w:t>{%tr endfor %}</w:t>
+            </w:r>
+          </w:p>
+        </w:tc>
+      </w:tr>
+    </w:tbl>
+    <w:p>
+      <w:pPr>
+        <w:rPr>
+          <w:sz w:val="24"/>
+          <w:szCs w:val="24"/>
+        </w:rPr>
+      </w:pPr>
+      <w:r>
+        <w:rPr>
+          <w:rFonts w:hint="eastAsia"/>
+          <w:sz w:val="24"/>
+          <w:szCs w:val="24"/>
+        </w:rPr>
+        <w:t>{%</w:t>
+      </w:r>
+      <w:r>
+        <w:rPr>
+          <w:rFonts w:hint="eastAsia"/>
+          <w:sz w:val="24"/>
+          <w:szCs w:val="24"/>
+        </w:rPr>
+        <w:t>p</w:t>
+      </w:r>
+      <w:r>
+        <w:rPr>
+          <w:rFonts w:hint="eastAsia"/>
+          <w:sz w:val="24"/>
+          <w:szCs w:val="24"/>
+        </w:rPr>
+        <w:t xml:space="preserve"> else %}</w:t>
+      </w:r>
+    </w:p>
+    <w:p>
+      <w:pPr>
+        <w:spacing w:line="360" w:lineRule="auto"/>
+        <w:jc w:val="center"/>
+        <w:rPr>
+          <w:sz w:val="24"/>
+          <w:szCs w:val="24"/>
+        </w:rPr>
+      </w:pPr>
+      <w:r>
+        <w:rPr>
+          <w:rFonts w:hint="eastAsia"/>
+          <w:sz w:val="24"/>
+          <w:szCs w:val="24"/>
+        </w:rPr>
+        <w:t xml:space="preserve">{{ </w:t>
+      </w:r>
+      <w:r>
+        <w:rPr>
+          <w:rFonts w:hint="eastAsia"/>
+          <w:sz w:val="24"/>
+          <w:szCs w:val="24"/>
+        </w:rPr>
+        <w:t>line</w:t>
+      </w:r>
+      <w:r>
+        <w:rPr>
+          <w:rFonts w:hint="eastAsia"/>
+          <w:sz w:val="24"/>
+          <w:szCs w:val="24"/>
+        </w:rPr>
+        <w:t>.data</w:t>
+      </w:r>
+      <w:r>
+        <w:rPr>
+          <w:rFonts w:hint="eastAsia"/>
+          <w:sz w:val="24"/>
+          <w:szCs w:val="24"/>
+        </w:rPr>
+        <w:t xml:space="preserve"> }}</w:t>
+      </w:r>
+    </w:p>
+    <w:p>
+      <w:pPr>
+        <w:rPr>
+          <w:rFonts w:hint="eastAsia"/>
+          <w:sz w:val="24"/>
+          <w:szCs w:val="24"/>
+        </w:rPr>
+      </w:pPr>
+      <w:r>
+        <w:rPr>
+          <w:rFonts w:hint="eastAsia"/>
+          <w:sz w:val="24"/>
+          <w:szCs w:val="24"/>
+        </w:rPr>
+        <w:t>{%</w:t>
+      </w:r>
+      <w:r>
+        <w:rPr>
+          <w:rFonts w:hint="eastAsia"/>
+          <w:sz w:val="24"/>
+          <w:szCs w:val="24"/>
+        </w:rPr>
+        <w:t>p</w:t>
+      </w:r>
+      <w:r>
+        <w:rPr>
+          <w:rFonts w:hint="eastAsia"/>
+          <w:sz w:val="24"/>
+          <w:szCs w:val="24"/>
+        </w:rPr>
+        <w:t xml:space="preserve"> endif %}</w:t>
+      </w:r>
+    </w:p>
+    <w:p>
+      <w:pPr>
+        <w:pStyle w:val="aff2"/>
+        <w:ind w:firstLineChars="0" w:firstLine="0"/>
+        <w:rPr>
+          <w:rFonts w:hint="eastAsia"/>
+          <w:szCs w:val="24"/>
+        </w:rPr>
+      </w:pPr>
+      <w:r>
+        <w:rPr>
+          <w:rFonts w:hint="eastAsia"/>
+          <w:szCs w:val="24"/>
+        </w:rPr>
+        <w:t>{%p else%}</w:t>
+      </w:r>
+    </w:p>
+    <w:p>
+      <w:pPr>
+        <w:rPr>
+          <w:sz w:val="24"/>
+          <w:szCs w:val="24"/>
+        </w:rPr>
+      </w:pPr>
+      <w:r>
+        <w:rPr>
+          <w:rFonts w:hint="eastAsia"/>
+          <w:sz w:val="24"/>
+          <w:szCs w:val="24"/>
+        </w:rPr>
+        <w:t>{%</w:t>
+      </w:r>
+      <w:r>
+        <w:rPr>
+          <w:rFonts w:hint="eastAsia"/>
+          <w:sz w:val="24"/>
+          <w:szCs w:val="24"/>
+        </w:rPr>
+        <w:t>p</w:t>
+      </w:r>
+      <w:r>
+        <w:rPr>
+          <w:rFonts w:hint="eastAsia"/>
+          <w:sz w:val="24"/>
+          <w:szCs w:val="24"/>
+        </w:rPr>
+        <w:t xml:space="preserve"> if </w:t>
+      </w:r>
+      <w:r>
+        <w:rPr>
+          <w:rFonts w:hint="eastAsia"/>
+          <w:sz w:val="24"/>
+          <w:szCs w:val="24"/>
+        </w:rPr>
+        <w:t>line</w:t>
+      </w:r>
+      <w:r>
+        <w:rPr>
+          <w:rFonts w:hint="eastAsia"/>
+          <w:sz w:val="24"/>
+          <w:szCs w:val="24"/>
+        </w:rPr>
+        <w:t>.isTable %}</w:t>
+      </w:r>
+    </w:p>
+    <w:tbl>
+      <w:tblPr>
+        <w:tblW w:w="5000" w:type="pct"/>
+        <w:tblBorders>
+          <w:top w:val="single" w:sz="12" w:space="0" w:color="auto"/>
+          <w:left w:val="single" w:sz="12" w:space="0" w:color="auto"/>
+          <w:bottom w:val="single" w:sz="12" w:space="0" w:color="auto"/>
+          <w:right w:val="single" w:sz="12" w:space="0" w:color="auto"/>
+          <w:insideH w:val="single" w:sz="6" w:space="0" w:color="auto"/>
+          <w:insideV w:val="single" w:sz="6" w:space="0" w:color="auto"/>
+        </w:tblBorders>
+        <w:tblLook w:val="01E0" w:firstRow="1" w:lastRow="1" w:firstColumn="1" w:lastColumn="1" w:noHBand="0" w:noVBand="0"/>
+      </w:tblPr>
+      <w:tblGrid>
+        <w:gridCol w:w="3900"/>
+        <w:gridCol w:w="1839"/>
+        <w:gridCol w:w="3301"/>
+      </w:tblGrid>
+      <w:tr>
+        <w:trPr>
+          <w:trHeight w:val="584"/>
+          <w:tblHeader/>
+        </w:trPr>
+        <w:tc>
+          <w:tcPr>
+            <w:tcW w:w="5000" w:type="pct"/>
+            <w:gridSpan w:val="3"/>
+            <w:shd w:val="clear" w:color="auto" w:fill="auto"/>
+            <w:vAlign w:val="center"/>
+          </w:tcPr>
+          <w:p>
+            <w:pPr>
+              <w:rPr>
+                <w:rFonts w:eastAsia="黑体"/>
+                <w:szCs w:val="21"/>
+              </w:rPr>
+            </w:pPr>
+            <w:r>
+              <w:rPr>
+                <w:rFonts w:eastAsia="黑体" w:hint="eastAsia"/>
+                <w:szCs w:val="21"/>
+              </w:rPr>
+              <w:t xml:space="preserve">{%tr for li in </w:t>
+            </w:r>
+            <w:r>
+              <w:rPr>
+                <w:rFonts w:hint="eastAsia"/>
+                <w:szCs w:val="21"/>
+              </w:rPr>
+              <w:t>line</w:t>
+            </w:r>
+            <w:r>
+              <w:rPr>
+                <w:rFonts w:hint="eastAsia"/>
+                <w:szCs w:val="21"/>
+              </w:rPr>
+              <w:t>.data</w:t>
+            </w:r>
+            <w:r>
+              <w:rPr>
+                <w:rFonts w:eastAsia="黑体" w:hint="eastAsia"/>
+                <w:szCs w:val="21"/>
+              </w:rPr>
+              <w:t xml:space="preserve"> %}</w:t>
+            </w:r>
+          </w:p>
+        </w:tc>
+      </w:tr>
+      <w:tr>
+        <w:trPr>
+          <w:trHeight w:val="454"/>
+        </w:trPr>
+        <w:tc>
+          <w:tcPr>
+            <w:tcW w:w="2157" w:type="pct"/>
+            <w:shd w:val="clear" w:color="auto" w:fill="auto"/>
+            <w:vAlign w:val="center"/>
+          </w:tcPr>
+          <w:p>
+            <w:pPr>
+              <w:rPr>
+                <w:szCs w:val="21"/>
+              </w:rPr>
+            </w:pPr>
+            <w:r>
+              <w:rPr>
+                <w:rFonts w:hint="eastAsia"/>
+                <w:szCs w:val="21"/>
+              </w:rPr>
+              <w:t>{%tc for ci in li %}</w:t>
+            </w:r>
+          </w:p>
+        </w:tc>
+        <w:tc>
+          <w:tcPr>
+            <w:tcW w:w="1017" w:type="pct"/>
+            <w:shd w:val="clear" w:color="auto" w:fill="auto"/>
+            <w:vAlign w:val="center"/>
+          </w:tcPr>
+          <w:p>
+            <w:pPr>
+              <w:rPr>
+                <w:szCs w:val="21"/>
+              </w:rPr>
+            </w:pPr>
+            <w:r>
+              <w:rPr>
+                <w:rFonts w:hint="eastAsia"/>
+                <w:szCs w:val="21"/>
+              </w:rPr>
+              <w:t>{{ ci }}</w:t>
+            </w:r>
+          </w:p>
+        </w:tc>
+        <w:tc>
+          <w:tcPr>
+            <w:tcW w:w="1826" w:type="pct"/>
+            <w:shd w:val="clear" w:color="auto" w:fill="auto"/>
+            <w:vAlign w:val="center"/>
+          </w:tcPr>
+          <w:p>
+            <w:pPr>
+              <w:jc w:val="left"/>
+              <w:rPr>
+                <w:szCs w:val="21"/>
+              </w:rPr>
+            </w:pPr>
+            <w:r>
+              <w:rPr>
+                <w:rFonts w:hint="eastAsia"/>
+                <w:szCs w:val="21"/>
+              </w:rPr>
+              <w:t>{%tc endfor %}</w:t>
+            </w:r>
+          </w:p>
+        </w:tc>
+      </w:tr>
+      <w:tr>
+        <w:trPr>
+          <w:trHeight w:val="454"/>
+        </w:trPr>
+        <w:tc>
+          <w:tcPr>
+            <w:tcW w:w="5000" w:type="pct"/>
+            <w:gridSpan w:val="3"/>
+            <w:shd w:val="clear" w:color="auto" w:fill="auto"/>
+            <w:vAlign w:val="center"/>
+          </w:tcPr>
+          <w:p>
+            <w:pPr>
+              <w:jc w:val="left"/>
+              <w:rPr>
+                <w:szCs w:val="21"/>
+              </w:rPr>
+            </w:pPr>
+            <w:r>
+              <w:rPr>
+                <w:rFonts w:hint="eastAsia"/>
+                <w:szCs w:val="21"/>
+              </w:rPr>
+              <w:t>{%tr endfor %}</w:t>
+            </w:r>
+          </w:p>
+        </w:tc>
+      </w:tr>
+    </w:tbl>
+    <w:p>
+      <w:pPr>
+        <w:rPr>
+          <w:sz w:val="24"/>
+          <w:szCs w:val="24"/>
+        </w:rPr>
+      </w:pPr>
+      <w:r>
+        <w:rPr>
+          <w:rFonts w:hint="eastAsia"/>
+          <w:sz w:val="24"/>
+          <w:szCs w:val="24"/>
+        </w:rPr>
+        <w:t>{%</w:t>
+      </w:r>
+      <w:r>
+        <w:rPr>
+          <w:rFonts w:hint="eastAsia"/>
+          <w:sz w:val="24"/>
+          <w:szCs w:val="24"/>
+        </w:rPr>
+        <w:t>p</w:t>
+      </w:r>
+      <w:r>
+        <w:rPr>
+          <w:rFonts w:hint="eastAsia"/>
+          <w:sz w:val="24"/>
+          <w:szCs w:val="24"/>
+        </w:rPr>
+        <w:t xml:space="preserve"> else %}</w:t>
+      </w:r>
+    </w:p>
+    <w:p>
+      <w:pPr>
+        <w:spacing w:line="360" w:lineRule="auto"/>
+        <w:ind w:firstLineChars="200" w:firstLine="480"/>
+        <w:rPr>
+          <w:sz w:val="24"/>
+          <w:szCs w:val="24"/>
+        </w:rPr>
+      </w:pPr>
+      <w:r>
+        <w:rPr>
+          <w:rFonts w:hint="eastAsia"/>
+          <w:sz w:val="24"/>
+          <w:szCs w:val="24"/>
+        </w:rPr>
+        <w:t xml:space="preserve">{{ </w:t>
+      </w:r>
+      <w:r>
+        <w:rPr>
+          <w:rFonts w:hint="eastAsia"/>
+          <w:sz w:val="24"/>
+          <w:szCs w:val="24"/>
+        </w:rPr>
+        <w:t>line</w:t>
+      </w:r>
+      <w:r>
+        <w:rPr>
+          <w:rFonts w:hint="eastAsia"/>
+          <w:sz w:val="24"/>
+          <w:szCs w:val="24"/>
+        </w:rPr>
+        <w:t>.data</w:t>
+      </w:r>
+      <w:r>
+        <w:rPr>
+          <w:rFonts w:hint="eastAsia"/>
+          <w:sz w:val="24"/>
+          <w:szCs w:val="24"/>
+        </w:rPr>
+        <w:t xml:space="preserve"> }}</w:t>
+      </w:r>
+    </w:p>
+    <w:p>
+      <w:pPr>
+        <w:rPr>
+          <w:rFonts w:hint="eastAsia"/>
+          <w:sz w:val="24"/>
+          <w:szCs w:val="24"/>
+        </w:rPr>
+      </w:pPr>
+      <w:r>
+        <w:rPr>
+          <w:rFonts w:hint="eastAsia"/>
+          <w:sz w:val="24"/>
+          <w:szCs w:val="24"/>
+        </w:rPr>
+        <w:t>{%</w:t>
+      </w:r>
+      <w:r>
+        <w:rPr>
+          <w:rFonts w:hint="eastAsia"/>
+          <w:sz w:val="24"/>
+          <w:szCs w:val="24"/>
+        </w:rPr>
+        <w:t>p</w:t>
+      </w:r>
+      <w:r>
+        <w:rPr>
+          <w:rFonts w:hint="eastAsia"/>
+          <w:sz w:val="24"/>
+          <w:szCs w:val="24"/>
+        </w:rPr>
+        <w:t xml:space="preserve"> endif %}</w:t>
+      </w:r>
+    </w:p>
+    <w:p>
+      <w:pPr>
+        <w:pStyle w:val="aff2"/>
+        <w:ind w:firstLineChars="0" w:firstLine="0"/>
+        <w:rPr>
+          <w:rFonts w:hint="eastAsia"/>
+          <w:szCs w:val="24"/>
+        </w:rPr>
+      </w:pPr>
+      <w:r>
+        <w:rPr>
+          <w:rFonts w:hint="eastAsia"/>
+          <w:szCs w:val="24"/>
+        </w:rPr>
+        <w:t>{%</w:t>
+      </w:r>
+      <w:r>
+        <w:rPr>
+          <w:rFonts w:hint="eastAsia"/>
+          <w:szCs w:val="24"/>
+        </w:rPr>
+        <w:t>p</w:t>
+      </w:r>
+      <w:r>
+        <w:rPr>
+          <w:rFonts w:hint="eastAsia"/>
+          <w:szCs w:val="24"/>
+        </w:rPr>
+        <w:t xml:space="preserve"> endif %}</w:t>
+      </w:r>
+    </w:p>
+    <w:p>
+      <w:pPr>
+        <w:pStyle w:val="aff2"/>
+        <w:ind w:firstLineChars="0" w:firstLine="0"/>
+        <w:rPr>
+          <w:rFonts w:hint="eastAsia"/>
+          <w:szCs w:val="24"/>
+        </w:rPr>
+      </w:pPr>
+      <w:r>
+        <w:rPr>
+          <w:rFonts w:hint="eastAsia"/>
+          <w:szCs w:val="24"/>
+        </w:rPr>
+        <w:t>{%p endfor %}</w:t>
+      </w:r>
+    </w:p>
+    <w:p>
+      <w:pPr>
+        <w:pStyle w:val="aff2"/>
+        <w:ind w:firstLineChars="0" w:firstLine="0"/>
+        <w:rPr>
+          <w:rFonts w:hint="eastAsia"/>
+          <w:szCs w:val="24"/>
+        </w:rPr>
+      </w:pPr>
+      <w:r>
+        <w:rPr>
+          <w:rFonts w:hint="eastAsia"/>
+          <w:szCs w:val="24"/>
+        </w:rPr>
+        <w:t>{%p else %}</w:t>
       </w:r>
     </w:p>
     <w:p>
@@ -315,6 +1114,7 @@
         <w:rPr>
           <w:noProof/>
         </w:rPr>
+        <w:lastRenderedPageBreak/>
         <mc:AlternateContent>
           <mc:Choice Requires="wps">
             <w:drawing>
@@ -366,7 +1166,7 @@
               </wp:inline>
             </w:drawing>
           </mc:Choice>
-          <mc:Fallback>
+          <mc:Fallback xmlns="">
             <w:pict>
               <v:rect w14:anchorId="056E1A95" id="矩形 1" o:spid="_x0000_s1026" style="width:133.65pt;height:71.45pt;visibility:visible;mso-wrap-style:square;mso-left-percent:-10001;mso-top-percent:-10001;mso-position-horizontal:absolute;mso-position-horizontal-relative:char;mso-position-vertical:absolute;mso-position-vertical-relative:line;mso-left-percent:-10001;mso-top-percent:-10001;v-text-anchor:middle" o:gfxdata="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" fillcolor="white [3201]" strokecolor="#4f81bd [3204]" strokeweight="1pt">
                 <w10:anchorlock/>
@@ -522,7 +1322,23 @@
         <w:t>组成及接口图</w:t>
       </w:r>
     </w:p>
-    <w:p/>
+    <w:p>
+      <w:pPr>
+        <w:rPr>
+          <w:rFonts w:hint="eastAsia"/>
+          <w:sz w:val="24"/>
+          <w:szCs w:val="24"/>
+        </w:rPr>
+      </w:pPr>
+      <w:r>
+        <w:rPr>
+          <w:rFonts w:hint="eastAsia"/>
+          <w:sz w:val="24"/>
+          <w:szCs w:val="24"/>
+        </w:rPr>
+        <w:t>{%p endif %}</w:t>
+      </w:r>
+    </w:p>
     <w:sectPr>
       <w:headerReference w:type="even" r:id="rId8"/>
       <w:footerReference w:type="even" r:id="rId9"/>
@@ -537,7 +1353,7 @@
 </file>
 
 <file path=word/endnotes.xml><?xml version="1.0" encoding="utf-8"?>
-<w:endnotes xmlns:wpc="http://schemas.microsoft.com/office/word/2010/wordprocessingCanvas" xmlns:cx="http://schemas.microsoft.com/office/drawing/2014/chartex" xmlns:cx1="http://schemas.microsoft.com/office/drawing/2015/9/8/chartex" xmlns:cx2="http://schemas.microsoft.com/office/drawing/2015/10/21/chartex" xmlns:cx3="http://schemas.microsoft.com/office/drawing/2016/5/9/chartex" xmlns:cx4="http://schemas.microsoft.com/office/drawing/2016/5/10/chartex" xmlns:cx5="http://schemas.microsoft.com/office/drawing/2016/5/11/chartex" xmlns:cx6="http://schemas.microsoft.com/office/drawing/2016/5/12/chartex" xmlns:cx7="http://schemas.microsoft.com/office/drawing/2016/5/13/chartex" xmlns:cx8="http://schemas.microsoft.com/office/drawing/2016/5/14/chartex" xmlns:mc="http://schemas.openxmlformats.org/markup-compatibility/2006" xmlns:aink="http://schemas.microsoft.com/office/drawing/2016/ink" xmlns:am3d="http://schemas.microsoft.com/office/drawing/2017/model3d" xmlns:o="urn:schemas-microsoft-com:office:office" xmlns:oel="http://schemas.microsoft.com/office/2019/extlst" xmlns:r="http://schemas.openxmlformats.org/officeDocument/2006/relationships" xmlns:m="http://schemas.openxmlformats.org/officeDocument/2006/math" xmlns:v="urn:schemas-microsoft-com:vml" xmlns:wp14="http://schemas.microsoft.com/office/word/2010/wordprocessingDrawing" xmlns:wp="http://schemas.openxmlformats.org/drawingml/2006/wordprocessingDrawing" xmlns:w10="urn:schemas-microsoft-com:office:word" xmlns:w="http://schemas.openxmlformats.org/wordprocessingml/2006/main" xmlns:w14="http://schemas.microsoft.com/office/word/2010/wordml" xmlns:w15="http://schemas.microsoft.com/office/word/2012/wordml" xmlns:w16cex="http://schemas.microsoft.com/office/word/2018/wordml/cex" xmlns:w16cid="http://schemas.microsoft.com/office/word/2016/wordml/cid" xmlns:w16="http://schemas.microsoft.com/office/word/2018/wordml" xmlns:w16sdtdh="http://schemas.microsoft.com/office/word/2020/wordml/sdtdatahash" xmlns:w16se="http://schemas.microsoft.com/office/word/2015/wordml/symex" xmlns:wpg="http://schemas.microsoft.com/office/word/2010/wordprocessingGroup" xmlns:wpi="http://schemas.microsoft.com/office/word/2010/wordprocessingInk" xmlns:wne="http://schemas.microsoft.com/office/word/2006/wordml" xmlns:wps="http://schemas.microsoft.com/office/word/2010/wordprocessingShape" mc:Ignorable="w14 w15 w16se w16cid w16 w16cex w16sdtdh wp14">
+<w:endnotes xmlns:wpc="http://schemas.microsoft.com/office/word/2010/wordprocessingCanvas" xmlns:cx="http://schemas.microsoft.com/office/drawing/2014/chartex" xmlns:cx1="http://schemas.microsoft.com/office/drawing/2015/9/8/chartex" xmlns:cx2="http://schemas.microsoft.com/office/drawing/2015/10/21/chartex" xmlns:cx3="http://schemas.microsoft.com/office/drawing/2016/5/9/chartex" xmlns:cx4="http://schemas.microsoft.com/office/drawing/2016/5/10/chartex" xmlns:cx5="http://schemas.microsoft.com/office/drawing/2016/5/11/chartex" xmlns:cx6="http://schemas.microsoft.com/office/drawing/2016/5/12/chartex" xmlns:cx7="http://schemas.microsoft.com/office/drawing/2016/5/13/chartex" xmlns:cx8="http://schemas.microsoft.com/office/drawing/2016/5/14/chartex" xmlns:mc="http://schemas.openxmlformats.org/markup-compatibility/2006" xmlns:aink="http://schemas.microsoft.com/office/drawing/2016/ink" xmlns:am3d="http://schemas.microsoft.com/office/drawing/2017/model3d" xmlns:o="urn:schemas-microsoft-com:office:office" xmlns:oel="http://schemas.microsoft.com/office/2019/extlst" xmlns:r="http://schemas.openxmlformats.org/officeDocument/2006/relationships" xmlns:m="http://schemas.openxmlformats.org/officeDocument/2006/math" xmlns:v="urn:schemas-microsoft-com:vml" xmlns:wp14="http://schemas.microsoft.com/office/word/2010/wordprocessingDrawing" xmlns:wp="http://schemas.openxmlformats.org/drawingml/2006/wordprocessingDrawing" xmlns:w10="urn:schemas-microsoft-com:office:word" xmlns:w="http://schemas.openxmlformats.org/wordprocessingml/2006/main" xmlns:w14="http://schemas.microsoft.com/office/word/2010/wordml" xmlns:w15="http://schemas.microsoft.com/office/word/2012/wordml" xmlns:w16cex="http://schemas.microsoft.com/office/word/2018/wordml/cex" xmlns:w16cid="http://schemas.microsoft.com/office/word/2016/wordml/cid" xmlns:w16="http://schemas.microsoft.com/office/word/2018/wordml" xmlns:w16du="http://schemas.microsoft.com/office/word/2023/wordml/word16du" xmlns:w16sdtdh="http://schemas.microsoft.com/office/word/2020/wordml/sdtdatahash" xmlns:w16se="http://schemas.microsoft.com/office/word/2015/wordml/symex" xmlns:wpg="http://schemas.microsoft.com/office/word/2010/wordprocessingGroup" xmlns:wpi="http://schemas.microsoft.com/office/word/2010/wordprocessingInk" xmlns:wne="http://schemas.microsoft.com/office/word/2006/wordml" xmlns:wps="http://schemas.microsoft.com/office/word/2010/wordprocessingShape" mc:Ignorable="w14 w15 w16se w16cid w16 w16cex w16sdtdh w16du wp14">
   <w:endnote w:type="separator" w:id="-1">
     <w:p>
       <w:r>
@@ -556,7 +1372,7 @@
 </file>
 
 <file path=word/footer1.xml><?xml version="1.0" encoding="utf-8"?>
-<w:ftr xmlns:wpc="http://schemas.microsoft.com/office/word/2010/wordprocessingCanvas" xmlns:cx="http://schemas.microsoft.com/office/drawing/2014/chartex" xmlns:cx1="http://schemas.microsoft.com/office/drawing/2015/9/8/chartex" xmlns:cx2="http://schemas.microsoft.com/office/drawing/2015/10/21/chartex" xmlns:cx3="http://schemas.microsoft.com/office/drawing/2016/5/9/chartex" xmlns:cx4="http://schemas.microsoft.com/office/drawing/2016/5/10/chartex" xmlns:cx5="http://schemas.microsoft.com/office/drawing/2016/5/11/chartex" xmlns:cx6="http://schemas.microsoft.com/office/drawing/2016/5/12/chartex" xmlns:cx7="http://schemas.microsoft.com/office/drawing/2016/5/13/chartex" xmlns:cx8="http://schemas.microsoft.com/office/drawing/2016/5/14/chartex" xmlns:mc="http://schemas.openxmlformats.org/markup-compatibility/2006" xmlns:aink="http://schemas.microsoft.com/office/drawing/2016/ink" xmlns:am3d="http://schemas.microsoft.com/office/drawing/2017/model3d" xmlns:o="urn:schemas-microsoft-com:office:office" xmlns:oel="http://schemas.microsoft.com/office/2019/extlst" xmlns:r="http://schemas.openxmlformats.org/officeDocument/2006/relationships" xmlns:m="http://schemas.openxmlformats.org/officeDocument/2006/math" xmlns:v="urn:schemas-microsoft-com:vml" xmlns:wp14="http://schemas.microsoft.com/office/word/2010/wordprocessingDrawing" xmlns:wp="http://schemas.openxmlformats.org/drawingml/2006/wordprocessingDrawing" xmlns:w10="urn:schemas-microsoft-com:office:word" xmlns:w="http://schemas.openxmlformats.org/wordprocessingml/2006/main" xmlns:w14="http://schemas.microsoft.com/office/word/2010/wordml" xmlns:w15="http://schemas.microsoft.com/office/word/2012/wordml" xmlns:w16cex="http://schemas.microsoft.com/office/word/2018/wordml/cex" xmlns:w16cid="http://schemas.microsoft.com/office/word/2016/wordml/cid" xmlns:w16="http://schemas.microsoft.com/office/word/2018/wordml" xmlns:w16sdtdh="http://schemas.microsoft.com/office/word/2020/wordml/sdtdatahash" xmlns:w16se="http://schemas.microsoft.com/office/word/2015/wordml/symex" xmlns:wpg="http://schemas.microsoft.com/office/word/2010/wordprocessingGroup" xmlns:wpi="http://schemas.microsoft.com/office/word/2010/wordprocessingInk" xmlns:wne="http://schemas.microsoft.com/office/word/2006/wordml" xmlns:wps="http://schemas.microsoft.com/office/word/2010/wordprocessingShape" mc:Ignorable="w14 w15 w16se w16cid w16 w16cex w16sdtdh wp14">
+<w:ftr xmlns:wpc="http://schemas.microsoft.com/office/word/2010/wordprocessingCanvas" xmlns:cx="http://schemas.microsoft.com/office/drawing/2014/chartex" xmlns:cx1="http://schemas.microsoft.com/office/drawing/2015/9/8/chartex" xmlns:cx2="http://schemas.microsoft.com/office/drawing/2015/10/21/chartex" xmlns:cx3="http://schemas.microsoft.com/office/drawing/2016/5/9/chartex" xmlns:cx4="http://schemas.microsoft.com/office/drawing/2016/5/10/chartex" xmlns:cx5="http://schemas.microsoft.com/office/drawing/2016/5/11/chartex" xmlns:cx6="http://schemas.microsoft.com/office/drawing/2016/5/12/chartex" xmlns:cx7="http://schemas.microsoft.com/office/drawing/2016/5/13/chartex" xmlns:cx8="http://schemas.microsoft.com/office/drawing/2016/5/14/chartex" xmlns:mc="http://schemas.openxmlformats.org/markup-compatibility/2006" xmlns:aink="http://schemas.microsoft.com/office/drawing/2016/ink" xmlns:am3d="http://schemas.microsoft.com/office/drawing/2017/model3d" xmlns:o="urn:schemas-microsoft-com:office:office" xmlns:oel="http://schemas.microsoft.com/office/2019/extlst" xmlns:r="http://schemas.openxmlformats.org/officeDocument/2006/relationships" xmlns:m="http://schemas.openxmlformats.org/officeDocument/2006/math" xmlns:v="urn:schemas-microsoft-com:vml" xmlns:wp14="http://schemas.microsoft.com/office/word/2010/wordprocessingDrawing" xmlns:wp="http://schemas.openxmlformats.org/drawingml/2006/wordprocessingDrawing" xmlns:w10="urn:schemas-microsoft-com:office:word" xmlns:w="http://schemas.openxmlformats.org/wordprocessingml/2006/main" xmlns:w14="http://schemas.microsoft.com/office/word/2010/wordml" xmlns:w15="http://schemas.microsoft.com/office/word/2012/wordml" xmlns:w16cex="http://schemas.microsoft.com/office/word/2018/wordml/cex" xmlns:w16cid="http://schemas.microsoft.com/office/word/2016/wordml/cid" xmlns:w16="http://schemas.microsoft.com/office/word/2018/wordml" xmlns:w16du="http://schemas.microsoft.com/office/word/2023/wordml/word16du" xmlns:w16sdtdh="http://schemas.microsoft.com/office/word/2020/wordml/sdtdatahash" xmlns:w16se="http://schemas.microsoft.com/office/word/2015/wordml/symex" xmlns:wpg="http://schemas.microsoft.com/office/word/2010/wordprocessingGroup" xmlns:wpi="http://schemas.microsoft.com/office/word/2010/wordprocessingInk" xmlns:wne="http://schemas.microsoft.com/office/word/2006/wordml" xmlns:wps="http://schemas.microsoft.com/office/word/2010/wordprocessingShape" mc:Ignorable="w14 w15 w16se w16cid w16 w16cex w16sdtdh w16du wp14">
   <w:p>
     <w:pPr>
       <w:ind w:firstLine="360"/>
@@ -566,7 +1382,7 @@
 </file>
 
 <file path=word/footnotes.xml><?xml version="1.0" encoding="utf-8"?>
-<w:footnotes xmlns:wpc="http://schemas.microsoft.com/office/word/2010/wordprocessingCanvas" xmlns:cx="http://schemas.microsoft.com/office/drawing/2014/chartex" xmlns:cx1="http://schemas.microsoft.com/office/drawing/2015/9/8/chartex" xmlns:cx2="http://schemas.microsoft.com/office/drawing/2015/10/21/chartex" xmlns:cx3="http://schemas.microsoft.com/office/drawing/2016/5/9/chartex" xmlns:cx4="http://schemas.microsoft.com/office/drawing/2016/5/10/chartex" xmlns:cx5="http://schemas.microsoft.com/office/drawing/2016/5/11/chartex" xmlns:cx6="http://schemas.microsoft.com/office/drawing/2016/5/12/chartex" xmlns:cx7="http://schemas.microsoft.com/office/drawing/2016/5/13/chartex" xmlns:cx8="http://schemas.microsoft.com/office/drawing/2016/5/14/chartex" xmlns:mc="http://schemas.openxmlformats.org/markup-compatibility/2006" xmlns:aink="http://schemas.microsoft.com/office/drawing/2016/ink" xmlns:am3d="http://schemas.microsoft.com/office/drawing/2017/model3d" xmlns:o="urn:schemas-microsoft-com:office:office" xmlns:oel="http://schemas.microsoft.com/office/2019/extlst" xmlns:r="http://schemas.openxmlformats.org/officeDocument/2006/relationships" xmlns:m="http://schemas.openxmlformats.org/officeDocument/2006/math" xmlns:v="urn:schemas-microsoft-com:vml" xmlns:wp14="http://schemas.microsoft.com/office/word/2010/wordprocessingDrawing" xmlns:wp="http://schemas.openxmlformats.org/drawingml/2006/wordprocessingDrawing" xmlns:w10="urn:schemas-microsoft-com:office:word" xmlns:w="http://schemas.openxmlformats.org/wordprocessingml/2006/main" xmlns:w14="http://schemas.microsoft.com/office/word/2010/wordml" xmlns:w15="http://schemas.microsoft.com/office/word/2012/wordml" xmlns:w16cex="http://schemas.microsoft.com/office/word/2018/wordml/cex" xmlns:w16cid="http://schemas.microsoft.com/office/word/2016/wordml/cid" xmlns:w16="http://schemas.microsoft.com/office/word/2018/wordml" xmlns:w16sdtdh="http://schemas.microsoft.com/office/word/2020/wordml/sdtdatahash" xmlns:w16se="http://schemas.microsoft.com/office/word/2015/wordml/symex" xmlns:wpg="http://schemas.microsoft.com/office/word/2010/wordprocessingGroup" xmlns:wpi="http://schemas.microsoft.com/office/word/2010/wordprocessingInk" xmlns:wne="http://schemas.microsoft.com/office/word/2006/wordml" xmlns:wps="http://schemas.microsoft.com/office/word/2010/wordprocessingShape" mc:Ignorable="w14 w15 w16se w16cid w16 w16cex w16sdtdh wp14">
+<w:footnotes xmlns:wpc="http://schemas.microsoft.com/office/word/2010/wordprocessingCanvas" xmlns:cx="http://schemas.microsoft.com/office/drawing/2014/chartex" xmlns:cx1="http://schemas.microsoft.com/office/drawing/2015/9/8/chartex" xmlns:cx2="http://schemas.microsoft.com/office/drawing/2015/10/21/chartex" xmlns:cx3="http://schemas.microsoft.com/office/drawing/2016/5/9/chartex" xmlns:cx4="http://schemas.microsoft.com/office/drawing/2016/5/10/chartex" xmlns:cx5="http://schemas.microsoft.com/office/drawing/2016/5/11/chartex" xmlns:cx6="http://schemas.microsoft.com/office/drawing/2016/5/12/chartex" xmlns:cx7="http://schemas.microsoft.com/office/drawing/2016/5/13/chartex" xmlns:cx8="http://schemas.microsoft.com/office/drawing/2016/5/14/chartex" xmlns:mc="http://schemas.openxmlformats.org/markup-compatibility/2006" xmlns:aink="http://schemas.microsoft.com/office/drawing/2016/ink" xmlns:am3d="http://schemas.microsoft.com/office/drawing/2017/model3d" xmlns:o="urn:schemas-microsoft-com:office:office" xmlns:oel="http://schemas.microsoft.com/office/2019/extlst" xmlns:r="http://schemas.openxmlformats.org/officeDocument/2006/relationships" xmlns:m="http://schemas.openxmlformats.org/officeDocument/2006/math" xmlns:v="urn:schemas-microsoft-com:vml" xmlns:wp14="http://schemas.microsoft.com/office/word/2010/wordprocessingDrawing" xmlns:wp="http://schemas.openxmlformats.org/drawingml/2006/wordprocessingDrawing" xmlns:w10="urn:schemas-microsoft-com:office:word" xmlns:w="http://schemas.openxmlformats.org/wordprocessingml/2006/main" xmlns:w14="http://schemas.microsoft.com/office/word/2010/wordml" xmlns:w15="http://schemas.microsoft.com/office/word/2012/wordml" xmlns:w16cex="http://schemas.microsoft.com/office/word/2018/wordml/cex" xmlns:w16cid="http://schemas.microsoft.com/office/word/2016/wordml/cid" xmlns:w16="http://schemas.microsoft.com/office/word/2018/wordml" xmlns:w16du="http://schemas.microsoft.com/office/word/2023/wordml/word16du" xmlns:w16sdtdh="http://schemas.microsoft.com/office/word/2020/wordml/sdtdatahash" xmlns:w16se="http://schemas.microsoft.com/office/word/2015/wordml/symex" xmlns:wpg="http://schemas.microsoft.com/office/word/2010/wordprocessingGroup" xmlns:wpi="http://schemas.microsoft.com/office/word/2010/wordprocessingInk" xmlns:wne="http://schemas.microsoft.com/office/word/2006/wordml" xmlns:wps="http://schemas.microsoft.com/office/word/2010/wordprocessingShape" mc:Ignorable="w14 w15 w16se w16cid w16 w16cex w16sdtdh w16du wp14">
   <w:footnote w:type="separator" w:id="-1">
     <w:p>
       <w:r>
@@ -585,7 +1401,7 @@
 </file>
 
 <file path=word/header1.xml><?xml version="1.0" encoding="utf-8"?>
-<w:hdr xmlns:wpc="http://schemas.microsoft.com/office/word/2010/wordprocessingCanvas" xmlns:cx="http://schemas.microsoft.com/office/drawing/2014/chartex" xmlns:cx1="http://schemas.microsoft.com/office/drawing/2015/9/8/chartex" xmlns:cx2="http://schemas.microsoft.com/office/drawing/2015/10/21/chartex" xmlns:cx3="http://schemas.microsoft.com/office/drawing/2016/5/9/chartex" xmlns:cx4="http://schemas.microsoft.com/office/drawing/2016/5/10/chartex" xmlns:cx5="http://schemas.microsoft.com/office/drawing/2016/5/11/chartex" xmlns:cx6="http://schemas.microsoft.com/office/drawing/2016/5/12/chartex" xmlns:cx7="http://schemas.microsoft.com/office/drawing/2016/5/13/chartex" xmlns:cx8="http://schemas.microsoft.com/office/drawing/2016/5/14/chartex" xmlns:mc="http://schemas.openxmlformats.org/markup-compatibility/2006" xmlns:aink="http://schemas.microsoft.com/office/drawing/2016/ink" xmlns:am3d="http://schemas.microsoft.com/office/drawing/2017/model3d" xmlns:o="urn:schemas-microsoft-com:office:office" xmlns:oel="http://schemas.microsoft.com/office/2019/extlst" xmlns:r="http://schemas.openxmlformats.org/officeDocument/2006/relationships" xmlns:m="http://schemas.openxmlformats.org/officeDocument/2006/math" xmlns:v="urn:schemas-microsoft-com:vml" xmlns:wp14="http://schemas.microsoft.com/office/word/2010/wordprocessingDrawing" xmlns:wp="http://schemas.openxmlformats.org/drawingml/2006/wordprocessingDrawing" xmlns:w10="urn:schemas-microsoft-com:office:word" xmlns:w="http://schemas.openxmlformats.org/wordprocessingml/2006/main" xmlns:w14="http://schemas.microsoft.com/office/word/2010/wordml" xmlns:w15="http://schemas.microsoft.com/office/word/2012/wordml" xmlns:w16cex="http://schemas.microsoft.com/office/word/2018/wordml/cex" xmlns:w16cid="http://schemas.microsoft.com/office/word/2016/wordml/cid" xmlns:w16="http://schemas.microsoft.com/office/word/2018/wordml" xmlns:w16sdtdh="http://schemas.microsoft.com/office/word/2020/wordml/sdtdatahash" xmlns:w16se="http://schemas.microsoft.com/office/word/2015/wordml/symex" xmlns:wpg="http://schemas.microsoft.com/office/word/2010/wordprocessingGroup" xmlns:wpi="http://schemas.microsoft.com/office/word/2010/wordprocessingInk" xmlns:wne="http://schemas.microsoft.com/office/word/2006/wordml" xmlns:wps="http://schemas.microsoft.com/office/word/2010/wordprocessingShape" mc:Ignorable="w14 w15 w16se w16cid w16 w16cex w16sdtdh wp14">
+<w:hdr xmlns:wpc="http://schemas.microsoft.com/office/word/2010/wordprocessingCanvas" xmlns:cx="http://schemas.microsoft.com/office/drawing/2014/chartex" xmlns:cx1="http://schemas.microsoft.com/office/drawing/2015/9/8/chartex" xmlns:cx2="http://schemas.microsoft.com/office/drawing/2015/10/21/chartex" xmlns:cx3="http://schemas.microsoft.com/office/drawing/2016/5/9/chartex" xmlns:cx4="http://schemas.microsoft.com/office/drawing/2016/5/10/chartex" xmlns:cx5="http://schemas.microsoft.com/office/drawing/2016/5/11/chartex" xmlns:cx6="http://schemas.microsoft.com/office/drawing/2016/5/12/chartex" xmlns:cx7="http://schemas.microsoft.com/office/drawing/2016/5/13/chartex" xmlns:cx8="http://schemas.microsoft.com/office/drawing/2016/5/14/chartex" xmlns:mc="http://schemas.openxmlformats.org/markup-compatibility/2006" xmlns:aink="http://schemas.microsoft.com/office/drawing/2016/ink" xmlns:am3d="http://schemas.microsoft.com/office/drawing/2017/model3d" xmlns:o="urn:schemas-microsoft-com:office:office" xmlns:oel="http://schemas.microsoft.com/office/2019/extlst" xmlns:r="http://schemas.openxmlformats.org/officeDocument/2006/relationships" xmlns:m="http://schemas.openxmlformats.org/officeDocument/2006/math" xmlns:v="urn:schemas-microsoft-com:vml" xmlns:wp14="http://schemas.microsoft.com/office/word/2010/wordprocessingDrawing" xmlns:wp="http://schemas.openxmlformats.org/drawingml/2006/wordprocessingDrawing" xmlns:w10="urn:schemas-microsoft-com:office:word" xmlns:w="http://schemas.openxmlformats.org/wordprocessingml/2006/main" xmlns:w14="http://schemas.microsoft.com/office/word/2010/wordml" xmlns:w15="http://schemas.microsoft.com/office/word/2012/wordml" xmlns:w16cex="http://schemas.microsoft.com/office/word/2018/wordml/cex" xmlns:w16cid="http://schemas.microsoft.com/office/word/2016/wordml/cid" xmlns:w16="http://schemas.microsoft.com/office/word/2018/wordml" xmlns:w16du="http://schemas.microsoft.com/office/word/2023/wordml/word16du" xmlns:w16sdtdh="http://schemas.microsoft.com/office/word/2020/wordml/sdtdatahash" xmlns:w16se="http://schemas.microsoft.com/office/word/2015/wordml/symex" xmlns:wpg="http://schemas.microsoft.com/office/word/2010/wordprocessingGroup" xmlns:wpi="http://schemas.microsoft.com/office/word/2010/wordprocessingInk" xmlns:wne="http://schemas.microsoft.com/office/word/2006/wordml" xmlns:wps="http://schemas.microsoft.com/office/word/2010/wordprocessingShape" mc:Ignorable="w14 w15 w16se w16cid w16 w16cex w16sdtdh w16du wp14">
   <w:p>
     <w:pPr>
       <w:ind w:firstLine="360"/>
@@ -595,7 +1411,7 @@
 </file>
 
 <file path=word/numbering.xml><?xml version="1.0" encoding="utf-8"?>
-<w:numbering xmlns:wpc="http://schemas.microsoft.com/office/word/2010/wordprocessingCanvas" xmlns:cx="http://schemas.microsoft.com/office/drawing/2014/chartex" xmlns:cx1="http://schemas.microsoft.com/office/drawing/2015/9/8/chartex" xmlns:cx2="http://schemas.microsoft.com/office/drawing/2015/10/21/chartex" xmlns:cx3="http://schemas.microsoft.com/office/drawing/2016/5/9/chartex" xmlns:cx4="http://schemas.microsoft.com/office/drawing/2016/5/10/chartex" xmlns:cx5="http://schemas.microsoft.com/office/drawing/2016/5/11/chartex" xmlns:cx6="http://schemas.microsoft.com/office/drawing/2016/5/12/chartex" xmlns:cx7="http://schemas.microsoft.com/office/drawing/2016/5/13/chartex" xmlns:cx8="http://schemas.microsoft.com/office/drawing/2016/5/14/chartex" xmlns:mc="http://schemas.openxmlformats.org/markup-compatibility/2006" xmlns:aink="http://schemas.microsoft.com/office/drawing/2016/ink" xmlns:am3d="http://schemas.microsoft.com/office/drawing/2017/model3d" xmlns:o="urn:schemas-microsoft-com:office:office" xmlns:oel="http://schemas.microsoft.com/office/2019/extlst" xmlns:r="http://schemas.openxmlformats.org/officeDocument/2006/relationships" xmlns:m="http://schemas.openxmlformats.org/officeDocument/2006/math" xmlns:v="urn:schemas-microsoft-com:vml" xmlns:wp14="http://schemas.microsoft.com/office/word/2010/wordprocessingDrawing" xmlns:wp="http://schemas.openxmlformats.org/drawingml/2006/wordprocessingDrawing" xmlns:w10="urn:schemas-microsoft-com:office:word" xmlns:w="http://schemas.openxmlformats.org/wordprocessingml/2006/main" xmlns:w14="http://schemas.microsoft.com/office/word/2010/wordml" xmlns:w15="http://schemas.microsoft.com/office/word/2012/wordml" xmlns:w16cex="http://schemas.microsoft.com/office/word/2018/wordml/cex" xmlns:w16cid="http://schemas.microsoft.com/office/word/2016/wordml/cid" xmlns:w16="http://schemas.microsoft.com/office/word/2018/wordml" xmlns:w16sdtdh="http://schemas.microsoft.com/office/word/2020/wordml/sdtdatahash" xmlns:w16se="http://schemas.microsoft.com/office/word/2015/wordml/symex" xmlns:wpg="http://schemas.microsoft.com/office/word/2010/wordprocessingGroup" xmlns:wpi="http://schemas.microsoft.com/office/word/2010/wordprocessingInk" xmlns:wne="http://schemas.microsoft.com/office/word/2006/wordml" xmlns:wps="http://schemas.microsoft.com/office/word/2010/wordprocessingShape" mc:Ignorable="w14 w15 w16se w16cid w16 w16cex w16sdtdh wp14">
+<w:numbering xmlns:wpc="http://schemas.microsoft.com/office/word/2010/wordprocessingCanvas" xmlns:cx="http://schemas.microsoft.com/office/drawing/2014/chartex" xmlns:cx1="http://schemas.microsoft.com/office/drawing/2015/9/8/chartex" xmlns:cx2="http://schemas.microsoft.com/office/drawing/2015/10/21/chartex" xmlns:cx3="http://schemas.microsoft.com/office/drawing/2016/5/9/chartex" xmlns:cx4="http://schemas.microsoft.com/office/drawing/2016/5/10/chartex" xmlns:cx5="http://schemas.microsoft.com/office/drawing/2016/5/11/chartex" xmlns:cx6="http://schemas.microsoft.com/office/drawing/2016/5/12/chartex" xmlns:cx7="http://schemas.microsoft.com/office/drawing/2016/5/13/chartex" xmlns:cx8="http://schemas.microsoft.com/office/drawing/2016/5/14/chartex" xmlns:mc="http://schemas.openxmlformats.org/markup-compatibility/2006" xmlns:aink="http://schemas.microsoft.com/office/drawing/2016/ink" xmlns:am3d="http://schemas.microsoft.com/office/drawing/2017/model3d" xmlns:o="urn:schemas-microsoft-com:office:office" xmlns:oel="http://schemas.microsoft.com/office/2019/extlst" xmlns:r="http://schemas.openxmlformats.org/officeDocument/2006/relationships" xmlns:m="http://schemas.openxmlformats.org/officeDocument/2006/math" xmlns:v="urn:schemas-microsoft-com:vml" xmlns:wp14="http://schemas.microsoft.com/office/word/2010/wordprocessingDrawing" xmlns:wp="http://schemas.openxmlformats.org/drawingml/2006/wordprocessingDrawing" xmlns:w10="urn:schemas-microsoft-com:office:word" xmlns:w="http://schemas.openxmlformats.org/wordprocessingml/2006/main" xmlns:w14="http://schemas.microsoft.com/office/word/2010/wordml" xmlns:w15="http://schemas.microsoft.com/office/word/2012/wordml" xmlns:w16cex="http://schemas.microsoft.com/office/word/2018/wordml/cex" xmlns:w16cid="http://schemas.microsoft.com/office/word/2016/wordml/cid" xmlns:w16="http://schemas.microsoft.com/office/word/2018/wordml" xmlns:w16du="http://schemas.microsoft.com/office/word/2023/wordml/word16du" xmlns:w16sdtdh="http://schemas.microsoft.com/office/word/2020/wordml/sdtdatahash" xmlns:w16se="http://schemas.microsoft.com/office/word/2015/wordml/symex" xmlns:wpg="http://schemas.microsoft.com/office/word/2010/wordprocessingGroup" xmlns:wpi="http://schemas.microsoft.com/office/word/2010/wordprocessingInk" xmlns:wne="http://schemas.microsoft.com/office/word/2006/wordml" xmlns:wps="http://schemas.microsoft.com/office/word/2010/wordprocessingShape" mc:Ignorable="w14 w15 w16se w16cid w16 w16cex w16sdtdh w16du wp14">
   <w:abstractNum w:abstractNumId="0" w15:restartNumberingAfterBreak="0">
     <w:nsid w:val="FFFFFF7E"/>
     <w:multiLevelType w:val="singleLevel"/>
@@ -7057,7 +7873,7 @@
 </file>
 
 <file path=word/styles.xml><?xml version="1.0" encoding="utf-8"?>
-<w:styles xmlns:mc="http://schemas.openxmlformats.org/markup-compatibility/2006" xmlns:r="http://schemas.openxmlformats.org/officeDocument/2006/relationships" xmlns:w="http://schemas.openxmlformats.org/wordprocessingml/2006/main" xmlns:w14="http://schemas.microsoft.com/office/word/2010/wordml" xmlns:w15="http://schemas.microsoft.com/office/word/2012/wordml" xmlns:w16cex="http://schemas.microsoft.com/office/word/2018/wordml/cex" xmlns:w16cid="http://schemas.microsoft.com/office/word/2016/wordml/cid" xmlns:w16="http://schemas.microsoft.com/office/word/2018/wordml" xmlns:w16sdtdh="http://schemas.microsoft.com/office/word/2020/wordml/sdtdatahash" xmlns:w16se="http://schemas.microsoft.com/office/word/2015/wordml/symex" mc:Ignorable="w14 w15 w16se w16cid w16 w16cex w16sdtdh">
+<w:styles xmlns:mc="http://schemas.openxmlformats.org/markup-compatibility/2006" xmlns:r="http://schemas.openxmlformats.org/officeDocument/2006/relationships" xmlns:w="http://schemas.openxmlformats.org/wordprocessingml/2006/main" xmlns:w14="http://schemas.microsoft.com/office/word/2010/wordml" xmlns:w15="http://schemas.microsoft.com/office/word/2012/wordml" xmlns:w16cex="http://schemas.microsoft.com/office/word/2018/wordml/cex" xmlns:w16cid="http://schemas.microsoft.com/office/word/2016/wordml/cid" xmlns:w16="http://schemas.microsoft.com/office/word/2018/wordml" xmlns:w16du="http://schemas.microsoft.com/office/word/2023/wordml/word16du" xmlns:w16sdtdh="http://schemas.microsoft.com/office/word/2020/wordml/sdtdatahash" xmlns:w16se="http://schemas.microsoft.com/office/word/2015/wordml/symex" mc:Ignorable="w14 w15 w16se w16cid w16 w16cex w16sdtdh w16du">
   <w:docDefaults>
     <w:rPrDefault>
       <w:rPr>

--- a/media/R4444/form_template/dg/测评对象.docx
+++ b/media/R4444/form_template/dg/测评对象.docx
@@ -2,97 +2,6 @@
 <file path=word/document.xml><?xml version="1.0" encoding="utf-8"?>
 <w:document xmlns:wpc="http://schemas.microsoft.com/office/word/2010/wordprocessingCanvas" xmlns:cx="http://schemas.microsoft.com/office/drawing/2014/chartex" xmlns:cx1="http://schemas.microsoft.com/office/drawing/2015/9/8/chartex" xmlns:cx2="http://schemas.microsoft.com/office/drawing/2015/10/21/chartex" xmlns:cx3="http://schemas.microsoft.com/office/drawing/2016/5/9/chartex" xmlns:cx4="http://schemas.microsoft.com/office/drawing/2016/5/10/chartex" xmlns:cx5="http://schemas.microsoft.com/office/drawing/2016/5/11/chartex" xmlns:cx6="http://schemas.microsoft.com/office/drawing/2016/5/12/chartex" xmlns:cx7="http://schemas.microsoft.com/office/drawing/2016/5/13/chartex" xmlns:cx8="http://schemas.microsoft.com/office/drawing/2016/5/14/chartex" xmlns:mc="http://schemas.openxmlformats.org/markup-compatibility/2006" xmlns:aink="http://schemas.microsoft.com/office/drawing/2016/ink" xmlns:am3d="http://schemas.microsoft.com/office/drawing/2017/model3d" xmlns:o="urn:schemas-microsoft-com:office:office" xmlns:oel="http://schemas.microsoft.com/office/2019/extlst" xmlns:r="http://schemas.openxmlformats.org/officeDocument/2006/relationships" xmlns:m="http://schemas.openxmlformats.org/officeDocument/2006/math" xmlns:v="urn:schemas-microsoft-com:vml" xmlns:wp14="http://schemas.microsoft.com/office/word/2010/wordprocessingDrawing" xmlns:wp="http://schemas.openxmlformats.org/drawingml/2006/wordprocessingDrawing" xmlns:w10="urn:schemas-microsoft-com:office:word" xmlns:w="http://schemas.openxmlformats.org/wordprocessingml/2006/main" xmlns:w14="http://schemas.microsoft.com/office/word/2010/wordml" xmlns:w15="http://schemas.microsoft.com/office/word/2012/wordml" xmlns:w16cex="http://schemas.microsoft.com/office/word/2018/wordml/cex" xmlns:w16cid="http://schemas.microsoft.com/office/word/2016/wordml/cid" xmlns:w16="http://schemas.microsoft.com/office/word/2018/wordml" xmlns:w16du="http://schemas.microsoft.com/office/word/2023/wordml/word16du" xmlns:w16sdtdh="http://schemas.microsoft.com/office/word/2020/wordml/sdtdatahash" xmlns:w16se="http://schemas.microsoft.com/office/word/2015/wordml/symex" xmlns:wpg="http://schemas.microsoft.com/office/word/2010/wordprocessingGroup" xmlns:wpi="http://schemas.microsoft.com/office/word/2010/wordprocessingInk" xmlns:wne="http://schemas.microsoft.com/office/word/2006/wordml" xmlns:wps="http://schemas.microsoft.com/office/word/2010/wordprocessingShape" mc:Ignorable="w14 w15 w16se w16cid w16 w16cex w16sdtdh w16du wp14">
   <w:body>
-    <w:p>
-      <w:pPr>
-        <w:pStyle w:val="aff2"/>
-        <w:ind w:firstLineChars="0" w:firstLine="0"/>
-        <w:rPr>
-          <w:szCs w:val="24"/>
-        </w:rPr>
-      </w:pPr>
-      <w:r>
-        <w:rPr>
-          <w:szCs w:val="24"/>
-        </w:rPr>
-        <w:t>{{%p if False %}}</w:t>
-      </w:r>
-    </w:p>
-    <w:p>
-      <w:pPr>
-        <w:pStyle w:val="aff2"/>
-        <w:ind w:firstLineChars="0" w:firstLine="0"/>
-        <w:rPr>
-          <w:szCs w:val="24"/>
-        </w:rPr>
-      </w:pPr>
-      <w:r>
-        <w:rPr>
-          <w:rFonts w:hint="eastAsia"/>
-          <w:szCs w:val="24"/>
-        </w:rPr>
-        <w:t>本模版除项目名称外全部由用户填写，会直接拷贝到大纲的测评对象里面</w:t>
-      </w:r>
-    </w:p>
-    <w:p>
-      <w:pPr>
-        <w:pStyle w:val="aff2"/>
-        <w:ind w:firstLineChars="0" w:firstLine="0"/>
-        <w:rPr>
-          <w:szCs w:val="24"/>
-        </w:rPr>
-      </w:pPr>
-      <w:r>
-        <w:rPr>
-          <w:rFonts w:hint="eastAsia"/>
-          <w:szCs w:val="24"/>
-        </w:rPr>
-        <w:t>变量名称：</w:t>
-      </w:r>
-    </w:p>
-    <w:p>
-      <w:pPr>
-        <w:pStyle w:val="aff2"/>
-        <w:ind w:firstLineChars="0" w:firstLine="0"/>
-        <w:rPr>
-          <w:szCs w:val="24"/>
-        </w:rPr>
-      </w:pPr>
-      <w:r>
-        <w:rPr>
-          <w:rFonts w:hint="eastAsia"/>
-          <w:szCs w:val="24"/>
-        </w:rPr>
-        <w:t>p</w:t>
-      </w:r>
-      <w:r>
-        <w:rPr>
-          <w:szCs w:val="24"/>
-        </w:rPr>
-        <w:t xml:space="preserve">roject_name – </w:t>
-      </w:r>
-      <w:r>
-        <w:rPr>
-          <w:rFonts w:hint="eastAsia"/>
-          <w:szCs w:val="24"/>
-        </w:rPr>
-        <w:t>配置项名称</w:t>
-      </w:r>
-    </w:p>
-    <w:p>
-      <w:pPr>
-        <w:pStyle w:val="aff2"/>
-        <w:ind w:firstLineChars="0" w:firstLine="0"/>
-        <w:rPr>
-          <w:szCs w:val="24"/>
-        </w:rPr>
-      </w:pPr>
-      <w:r>
-        <w:rPr>
-          <w:szCs w:val="24"/>
-        </w:rPr>
-        <w:t>{{%p endif %}}</w:t>
-      </w:r>
-    </w:p>
     <w:p>
       <w:pPr>
         <w:pStyle w:val="aff2"/>
@@ -151,21 +60,7 @@
           <w:rFonts w:hint="eastAsia"/>
           <w:szCs w:val="24"/>
         </w:rPr>
-        <w:t>{%</w:t>
-      </w:r>
-      <w:r>
-        <w:rPr>
-          <w:rFonts w:hint="eastAsia"/>
-          <w:szCs w:val="24"/>
-        </w:rPr>
-        <w:t>p</w:t>
-      </w:r>
-      <w:r>
-        <w:rPr>
-          <w:rFonts w:hint="eastAsia"/>
-          <w:szCs w:val="24"/>
-        </w:rPr>
-        <w:t xml:space="preserve"> if line.isCenter == True %}</w:t>
+        <w:t>{%p if line.isCenter == True %}</w:t>
       </w:r>
     </w:p>
     <w:p>
@@ -459,7 +354,6 @@
     <w:p>
       <w:pPr>
         <w:rPr>
-          <w:rFonts w:hint="eastAsia"/>
           <w:sz w:val="24"/>
           <w:szCs w:val="24"/>
         </w:rPr>
@@ -494,7 +388,6 @@
         <w:pStyle w:val="aff2"/>
         <w:ind w:firstLineChars="0" w:firstLine="0"/>
         <w:rPr>
-          <w:rFonts w:hint="eastAsia"/>
           <w:szCs w:val="24"/>
         </w:rPr>
       </w:pPr>
@@ -797,7 +690,6 @@
     <w:p>
       <w:pPr>
         <w:rPr>
-          <w:rFonts w:hint="eastAsia"/>
           <w:sz w:val="24"/>
           <w:szCs w:val="24"/>
         </w:rPr>
@@ -832,7 +724,6 @@
         <w:pStyle w:val="aff2"/>
         <w:ind w:firstLineChars="0" w:firstLine="0"/>
         <w:rPr>
-          <w:rFonts w:hint="eastAsia"/>
           <w:szCs w:val="24"/>
         </w:rPr>
       </w:pPr>
@@ -841,21 +732,7 @@
           <w:rFonts w:hint="eastAsia"/>
           <w:szCs w:val="24"/>
         </w:rPr>
-        <w:t>{%</w:t>
-      </w:r>
-      <w:r>
-        <w:rPr>
-          <w:rFonts w:hint="eastAsia"/>
-          <w:szCs w:val="24"/>
-        </w:rPr>
-        <w:t>p</w:t>
-      </w:r>
-      <w:r>
-        <w:rPr>
-          <w:rFonts w:hint="eastAsia"/>
-          <w:szCs w:val="24"/>
-        </w:rPr>
-        <w:t xml:space="preserve"> endif %}</w:t>
+        <w:t>{%p endif %}</w:t>
       </w:r>
     </w:p>
     <w:p>
@@ -863,7 +740,6 @@
         <w:pStyle w:val="aff2"/>
         <w:ind w:firstLineChars="0" w:firstLine="0"/>
         <w:rPr>
-          <w:rFonts w:hint="eastAsia"/>
           <w:szCs w:val="24"/>
         </w:rPr>
       </w:pPr>
@@ -880,7 +756,6 @@
         <w:pStyle w:val="aff2"/>
         <w:ind w:firstLineChars="0" w:firstLine="0"/>
         <w:rPr>
-          <w:rFonts w:hint="eastAsia"/>
           <w:szCs w:val="24"/>
         </w:rPr>
       </w:pPr>
@@ -1114,7 +989,6 @@
         <w:rPr>
           <w:noProof/>
         </w:rPr>
-        <w:lastRenderedPageBreak/>
         <mc:AlternateContent>
           <mc:Choice Requires="wps">
             <w:drawing>
@@ -1166,7 +1040,7 @@
               </wp:inline>
             </w:drawing>
           </mc:Choice>
-          <mc:Fallback xmlns="">
+          <mc:Fallback>
             <w:pict>
               <v:rect w14:anchorId="056E1A95" id="矩形 1" o:spid="_x0000_s1026" style="width:133.65pt;height:71.45pt;visibility:visible;mso-wrap-style:square;mso-left-percent:-10001;mso-top-percent:-10001;mso-position-horizontal:absolute;mso-position-horizontal-relative:char;mso-position-vertical:absolute;mso-position-vertical-relative:line;mso-left-percent:-10001;mso-top-percent:-10001;v-text-anchor:middle" o:gfxdata="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" fillcolor="white [3201]" strokecolor="#4f81bd [3204]" strokeweight="1pt">
                 <w10:anchorlock/>
@@ -1325,7 +1199,6 @@
     <w:p>
       <w:pPr>
         <w:rPr>
-          <w:rFonts w:hint="eastAsia"/>
           <w:sz w:val="24"/>
           <w:szCs w:val="24"/>
         </w:rPr>
